--- a/content.docx
+++ b/content.docx
@@ -10,7 +10,7 @@
         <w:t xml:space="preserve">📚 Content</w:t>
       </w:r>
     </w:p>
-    <w:bookmarkStart w:id="25" w:name="first-half-topics"/>
+    <w:bookmarkStart w:id="14" w:name="first-half-topics"/>
     <w:p>
       <w:pPr>
         <w:pStyle w:val="Heading2"/>
@@ -19,7 +19,7 @@
         <w:t xml:space="preserve">First Half Topics</w:t>
       </w:r>
     </w:p>
-    <w:bookmarkStart w:id="20" w:name="introduction-basic-concepts"/>
+    <w:bookmarkStart w:id="9" w:name="introduction-basic-concepts"/>
     <w:p>
       <w:pPr>
         <w:pStyle w:val="Heading3"/>
@@ -208,8 +208,8 @@
         <w:t xml:space="preserve">Inferential Statistics</w:t>
       </w:r>
     </w:p>
-    <w:bookmarkEnd w:id="20"/>
-    <w:bookmarkStart w:id="21" w:name="unit-i-descriptive-statistics"/>
+    <w:bookmarkEnd w:id="9"/>
+    <w:bookmarkStart w:id="10" w:name="unit-i-descriptive-statistics"/>
     <w:p>
       <w:pPr>
         <w:pStyle w:val="Heading3"/>
@@ -398,8 +398,8 @@
         <w:t xml:space="preserve">Cumulative probabilities</w:t>
       </w:r>
     </w:p>
-    <w:bookmarkEnd w:id="21"/>
-    <w:bookmarkStart w:id="22" w:name="unit-ii-statistical-relationships"/>
+    <w:bookmarkEnd w:id="10"/>
+    <w:bookmarkStart w:id="11" w:name="unit-ii-statistical-relationships"/>
     <w:p>
       <w:pPr>
         <w:pStyle w:val="Heading3"/>
@@ -748,8 +748,8 @@
         <w:t xml:space="preserve">Two-way tables for qualitative variables</w:t>
       </w:r>
     </w:p>
-    <w:bookmarkEnd w:id="22"/>
-    <w:bookmarkStart w:id="23" w:name="unit-iii-producing-data-research-design"/>
+    <w:bookmarkEnd w:id="11"/>
+    <w:bookmarkStart w:id="12" w:name="unit-iii-producing-data-research-design"/>
     <w:p>
       <w:pPr>
         <w:pStyle w:val="Heading3"/>
@@ -1226,8 +1226,8 @@
         <w:t xml:space="preserve">Bias vs. variability (validity vs reliability)</w:t>
       </w:r>
     </w:p>
-    <w:bookmarkEnd w:id="23"/>
-    <w:bookmarkStart w:id="24" w:name="unit-iv-probability"/>
+    <w:bookmarkEnd w:id="12"/>
+    <w:bookmarkStart w:id="13" w:name="unit-iv-probability"/>
     <w:p>
       <w:pPr>
         <w:pStyle w:val="Heading3"/>
@@ -1536,9 +1536,9 @@
         <w:t xml:space="preserve">Probability trees</w:t>
       </w:r>
     </w:p>
-    <w:bookmarkEnd w:id="24"/>
-    <w:bookmarkEnd w:id="25"/>
-    <w:bookmarkStart w:id="31" w:name="second-half-topics"/>
+    <w:bookmarkEnd w:id="13"/>
+    <w:bookmarkEnd w:id="14"/>
+    <w:bookmarkStart w:id="20" w:name="second-half-topics"/>
     <w:p>
       <w:pPr>
         <w:pStyle w:val="Heading2"/>
@@ -1547,7 +1547,7 @@
         <w:t xml:space="preserve">Second Half Topics</w:t>
       </w:r>
     </w:p>
-    <w:bookmarkStart w:id="26" w:name="unit-v-sampling"/>
+    <w:bookmarkStart w:id="15" w:name="unit-v-sampling"/>
     <w:p>
       <w:pPr>
         <w:pStyle w:val="Heading3"/>
@@ -1652,8 +1652,8 @@
         <w:t xml:space="preserve">Standard Error of a Count</w:t>
       </w:r>
     </w:p>
-    <w:bookmarkEnd w:id="26"/>
-    <w:bookmarkStart w:id="27" w:name="unit-vi-inference"/>
+    <w:bookmarkEnd w:id="15"/>
+    <w:bookmarkStart w:id="16" w:name="unit-vi-inference"/>
     <w:p>
       <w:pPr>
         <w:pStyle w:val="Heading3"/>
@@ -1807,8 +1807,8 @@
         <w:t xml:space="preserve">)</w:t>
       </w:r>
     </w:p>
-    <w:bookmarkEnd w:id="27"/>
-    <w:bookmarkStart w:id="28" w:name="unit-vii-hypothesis-testing"/>
+    <w:bookmarkEnd w:id="16"/>
+    <w:bookmarkStart w:id="17" w:name="unit-vii-hypothesis-testing"/>
     <w:p>
       <w:pPr>
         <w:pStyle w:val="Heading3"/>
@@ -2046,8 +2046,8 @@
         <w:t xml:space="preserve">Type I and Type II Errors</w:t>
       </w:r>
     </w:p>
-    <w:bookmarkEnd w:id="28"/>
-    <w:bookmarkStart w:id="29" w:name="unit-viii-simple-linear-regression"/>
+    <w:bookmarkEnd w:id="17"/>
+    <w:bookmarkStart w:id="18" w:name="unit-viii-simple-linear-regression"/>
     <w:p>
       <w:pPr>
         <w:pStyle w:val="Heading3"/>
@@ -2136,8 +2136,8 @@
         <w:t xml:space="preserve">)</w:t>
       </w:r>
     </w:p>
-    <w:bookmarkEnd w:id="29"/>
-    <w:bookmarkStart w:id="30" w:name="unit-ix-less-simple-linear-regression"/>
+    <w:bookmarkEnd w:id="18"/>
+    <w:bookmarkStart w:id="19" w:name="unit-ix-less-simple-linear-regression"/>
     <w:p>
       <w:pPr>
         <w:pStyle w:val="Heading3"/>
@@ -2226,9 +2226,9 @@
         <w:t xml:space="preserve">, effect magnitudes, predicted values</w:t>
       </w:r>
     </w:p>
-    <w:bookmarkEnd w:id="30"/>
-    <w:bookmarkEnd w:id="31"/>
-    <w:bookmarkStart w:id="32" w:name="stata-skills"/>
+    <w:bookmarkEnd w:id="19"/>
+    <w:bookmarkEnd w:id="20"/>
+    <w:bookmarkStart w:id="21" w:name="stata-skills"/>
     <w:p>
       <w:pPr>
         <w:pStyle w:val="Heading2"/>
@@ -2421,7 +2421,7 @@
         <w:t xml:space="preserve"> collapse, preserve, restore, ttest</w:t>
       </w:r>
     </w:p>
-    <w:bookmarkEnd w:id="32"/>
+    <w:bookmarkEnd w:id="21"/>
     <w:sectPr>
       <w:footnotePr>
         <w:numRestart w:val="eachSect"/>
@@ -2718,10 +2718,10 @@
   <w:docDefaults>
     <w:rPrDefault>
       <w:rPr>
-        <w:rFonts w:asciiTheme="minorHAnsi" w:cstheme="minorBidi" w:eastAsiaTheme="minorHAnsi" w:hAnsiTheme="minorHAnsi"/>
+        <w:rFonts w:asciiTheme="minorHAnsi" w:cstheme="minorBidi" w:eastAsiaTheme="minorEastAsia" w:hAnsiTheme="minorHAnsi"/>
         <w:sz w:val="24"/>
         <w:szCs w:val="24"/>
-        <w:lang w:bidi="ar-SA" w:eastAsia="en-US" w:val="en-US"/>
+        <w:lang w:bidi="ar-SA" w:eastAsia="zh-CN" w:val="en-US"/>
       </w:rPr>
     </w:rPrDefault>
     <w:pPrDefault>
@@ -3262,13 +3262,6 @@
       </w:tblCellMar>
     </w:tblPr>
     <w:tblStylePr w:type="firstRow">
-      <w:tblPr>
-        <w:jc w:val="left"/>
-        <w:tblInd w:type="dxa" w:w="0"/>
-      </w:tblPr>
-      <w:trPr>
-        <w:jc w:val="left"/>
-      </w:trPr>
       <w:tcPr>
         <w:tcBorders>
           <w:bottom w:val="single"/>
